--- a/fra/docx/52.content.docx
+++ b/fra/docx/52.content.docx
@@ -281,6 +281,21 @@
         <w:rPr>
           <w:lang w:val="fr_FR" w:bidi="fr_FR"/>
         </w:rPr>
+      </w:r>
+    </w:p>
+    <w:p>
+      <w:pPr/>
+      <w:r>
+        <w:rPr>
+          <w:lang w:val="fr_FR" w:bidi="fr_FR"/>
+        </w:rPr>
+      </w:r>
+      <w:r>
+        <w:rPr>
+          <w:b/>
+          <w:lang w:val="fr_FR" w:bidi="fr_FR"/>
+        </w:rPr>
+        <w:t>ὁ ἀθετῶν</w:t>
       </w:r>
     </w:p>
     <w:p>

--- a/fra/docx/52.content.docx
+++ b/fra/docx/52.content.docx
@@ -20,22 +20,6 @@
           <w:lang w:val="fr_FR" w:bidi="fr_FR"/>
         </w:rPr>
         <w:t>Resource: Notes de traduction (unfoldingWord)</w:t>
-      </w:r>
-      <w:r>
-        <w:rPr>
-          <w:lang w:val="fr_FR" w:bidi="fr_FR"/>
-        </w:rPr>
-      </w:r>
-    </w:p>
-    <w:p>
-      <w:pPr>
-        <w:pStyle w:val="Heading2"/>
-      </w:pPr>
-      <w:r>
-        <w:rPr>
-          <w:lang w:val="fr_FR" w:bidi="fr_FR"/>
-        </w:rPr>
-        <w:t>License Information</w:t>
       </w:r>
       <w:r>
         <w:rPr>
@@ -55,19 +39,13 @@
           <w:b/>
           <w:lang w:val="fr_FR" w:bidi="fr_FR"/>
         </w:rPr>
-        <w:t>Notes de traduction (unfoldingWord)</w:t>
+        <w:t>unfoldingWord® Translation Notes</w:t>
       </w:r>
       <w:r>
         <w:rPr>
           <w:lang w:val="fr_FR" w:bidi="fr_FR"/>
         </w:rPr>
-        <w:t xml:space="preserve"> (French) is based on</w:t>
-      </w:r>
-      <w:r>
-        <w:rPr>
-          <w:lang w:val="fr_FR" w:bidi="fr_FR"/>
-        </w:rPr>
-        <w:t xml:space="preserve">: </w:t>
+        <w:t xml:space="preserve"> © 2022 unfoldingWord. Released under CC BY-SA 4.0 license. </w:t>
       </w:r>
       <w:r>
         <w:rPr>
@@ -79,62 +57,19 @@
         <w:rPr>
           <w:lang w:val="fr_FR" w:bidi="fr_FR"/>
         </w:rPr>
-        <w:t xml:space="preserve">, </w:t>
-      </w:r>
-      <w:hyperlink r:id="rId13">
-        <w:r>
-          <w:rPr>
-            <w:lang w:val="fr_FR" w:bidi="fr_FR"/>
-          </w:rPr>
-          <w:rPr>
-            <w:color w:val="0000EE"/>
-            <w:u w:val="single"/>
-          </w:rPr>
-          <w:t>unfoldingWord</w:t>
-        </w:r>
-      </w:hyperlink>
-      <w:r>
-        <w:rPr>
-          <w:lang w:val="fr_FR" w:bidi="fr_FR"/>
-        </w:rPr>
-        <w:t xml:space="preserve">, 2022, which is licensed under a </w:t>
-      </w:r>
-      <w:hyperlink r:id="rId14">
-        <w:r>
-          <w:rPr>
-            <w:lang w:val="fr_FR" w:bidi="fr_FR"/>
-          </w:rPr>
-          <w:rPr>
-            <w:color w:val="0000EE"/>
-            <w:u w:val="single"/>
-          </w:rPr>
-          <w:t>CC BY-SA 4.0 license</w:t>
-        </w:r>
-      </w:hyperlink>
-      <w:r>
-        <w:rPr>
-          <w:lang w:val="fr_FR" w:bidi="fr_FR"/>
-        </w:rPr>
-        <w:t>.</w:t>
+        <w:t xml:space="preserve"> has been adapted in the following languages: Tok Pisin, Arabic (عربي), French (Français), Hindi (हिंदी), Indonesian (Bahasa Indonesia), Portuguese (Português), Russian (Русский), Spanish (Español), Swahili (Kiswahili), and Simplified Chinese (简体中文) from </w:t>
       </w:r>
       <w:r>
         <w:rPr>
           <w:lang w:val="fr_FR" w:bidi="fr_FR"/>
         </w:rPr>
-      </w:r>
-    </w:p>
-    <w:p>
-      <w:pPr/>
-      <w:r>
-        <w:rPr>
-          <w:lang w:val="fr_FR" w:bidi="fr_FR"/>
-        </w:rPr>
+        <w:t>unfoldingWord® Translation Notes</w:t>
       </w:r>
       <w:r>
         <w:rPr>
           <w:lang w:val="fr_FR" w:bidi="fr_FR"/>
         </w:rPr>
-        <w:t>This PDF version is provided under the same license.</w:t>
+        <w:t xml:space="preserve"> © 2022 unfoldingWord. Released under CC BY-SA 4.0 license by Mission Mutual</w:t>
       </w:r>
       <w:r>
         <w:rPr>
@@ -281,21 +216,6 @@
         <w:rPr>
           <w:lang w:val="fr_FR" w:bidi="fr_FR"/>
         </w:rPr>
-      </w:r>
-    </w:p>
-    <w:p>
-      <w:pPr/>
-      <w:r>
-        <w:rPr>
-          <w:lang w:val="fr_FR" w:bidi="fr_FR"/>
-        </w:rPr>
-      </w:r>
-      <w:r>
-        <w:rPr>
-          <w:b/>
-          <w:lang w:val="fr_FR" w:bidi="fr_FR"/>
-        </w:rPr>
-        <w:t>ὁ ἀθετῶν</w:t>
       </w:r>
     </w:p>
     <w:p>

--- a/fra/docx/52.content.docx
+++ b/fra/docx/52.content.docx
@@ -28,6 +28,22 @@
       </w:r>
     </w:p>
     <w:p>
+      <w:pPr>
+        <w:pStyle w:val="Heading2"/>
+      </w:pPr>
+      <w:r>
+        <w:rPr>
+          <w:lang w:val="fr_FR" w:bidi="fr_FR"/>
+        </w:rPr>
+        <w:t>License Information</w:t>
+      </w:r>
+      <w:r>
+        <w:rPr>
+          <w:lang w:val="fr_FR" w:bidi="fr_FR"/>
+        </w:rPr>
+      </w:r>
+    </w:p>
+    <w:p>
       <w:pPr/>
       <w:r>
         <w:rPr>
@@ -39,13 +55,19 @@
           <w:b/>
           <w:lang w:val="fr_FR" w:bidi="fr_FR"/>
         </w:rPr>
-        <w:t>unfoldingWord® Translation Notes</w:t>
+        <w:t>Notes de traduction (unfoldingWord)</w:t>
       </w:r>
       <w:r>
         <w:rPr>
           <w:lang w:val="fr_FR" w:bidi="fr_FR"/>
         </w:rPr>
-        <w:t xml:space="preserve"> © 2022 unfoldingWord. Released under CC BY-SA 4.0 license. </w:t>
+        <w:t xml:space="preserve"> (French) is based on</w:t>
+      </w:r>
+      <w:r>
+        <w:rPr>
+          <w:lang w:val="fr_FR" w:bidi="fr_FR"/>
+        </w:rPr>
+        <w:t xml:space="preserve">: </w:t>
       </w:r>
       <w:r>
         <w:rPr>
@@ -57,19 +79,62 @@
         <w:rPr>
           <w:lang w:val="fr_FR" w:bidi="fr_FR"/>
         </w:rPr>
-        <w:t xml:space="preserve"> has been adapted in the following languages: Tok Pisin, Arabic (عربي), French (Français), Hindi (हिंदी), Indonesian (Bahasa Indonesia), Portuguese (Português), Russian (Русский), Spanish (Español), Swahili (Kiswahili), and Simplified Chinese (简体中文) from </w:t>
-      </w:r>
+        <w:t xml:space="preserve">, </w:t>
+      </w:r>
+      <w:hyperlink r:id="rId13">
+        <w:r>
+          <w:rPr>
+            <w:lang w:val="fr_FR" w:bidi="fr_FR"/>
+          </w:rPr>
+          <w:rPr>
+            <w:color w:val="0000EE"/>
+            <w:u w:val="single"/>
+          </w:rPr>
+          <w:t>unfoldingWord</w:t>
+        </w:r>
+      </w:hyperlink>
       <w:r>
         <w:rPr>
           <w:lang w:val="fr_FR" w:bidi="fr_FR"/>
         </w:rPr>
-        <w:t>unfoldingWord® Translation Notes</w:t>
-      </w:r>
+        <w:t xml:space="preserve">, 2022, which is licensed under a </w:t>
+      </w:r>
+      <w:hyperlink r:id="rId14">
+        <w:r>
+          <w:rPr>
+            <w:lang w:val="fr_FR" w:bidi="fr_FR"/>
+          </w:rPr>
+          <w:rPr>
+            <w:color w:val="0000EE"/>
+            <w:u w:val="single"/>
+          </w:rPr>
+          <w:t>CC BY-SA 4.0 license</w:t>
+        </w:r>
+      </w:hyperlink>
       <w:r>
         <w:rPr>
           <w:lang w:val="fr_FR" w:bidi="fr_FR"/>
         </w:rPr>
-        <w:t xml:space="preserve"> © 2022 unfoldingWord. Released under CC BY-SA 4.0 license by Mission Mutual</w:t>
+        <w:t>.</w:t>
+      </w:r>
+      <w:r>
+        <w:rPr>
+          <w:lang w:val="fr_FR" w:bidi="fr_FR"/>
+        </w:rPr>
+      </w:r>
+    </w:p>
+    <w:p>
+      <w:pPr/>
+      <w:r>
+        <w:rPr>
+          <w:lang w:val="fr_FR" w:bidi="fr_FR"/>
+        </w:rPr>
+      </w:r>
+      <w:r>
+        <w:rPr>
+          <w:lang w:val="fr_FR" w:bidi="fr_FR"/>
+        </w:rPr>
+        <w:t>This PDF version is provided under the same license.</w:t>
       </w:r>
       <w:r>
         <w:rPr>
@@ -216,6 +281,21 @@
         <w:rPr>
           <w:lang w:val="fr_FR" w:bidi="fr_FR"/>
         </w:rPr>
+      </w:r>
+    </w:p>
+    <w:p>
+      <w:pPr/>
+      <w:r>
+        <w:rPr>
+          <w:lang w:val="fr_FR" w:bidi="fr_FR"/>
+        </w:rPr>
+      </w:r>
+      <w:r>
+        <w:rPr>
+          <w:b/>
+          <w:lang w:val="fr_FR" w:bidi="fr_FR"/>
+        </w:rPr>
+        <w:t>ὁ ἀθετῶν</w:t>
       </w:r>
     </w:p>
     <w:p>

--- a/fra/docx/52.content.docx
+++ b/fra/docx/52.content.docx
@@ -216,6 +216,21 @@
         <w:rPr>
           <w:lang w:val="fr_FR" w:bidi="fr_FR"/>
         </w:rPr>
+      </w:r>
+    </w:p>
+    <w:p>
+      <w:pPr/>
+      <w:r>
+        <w:rPr>
+          <w:lang w:val="fr_FR" w:bidi="fr_FR"/>
+        </w:rPr>
+      </w:r>
+      <w:r>
+        <w:rPr>
+          <w:b/>
+          <w:lang w:val="fr_FR" w:bidi="fr_FR"/>
+        </w:rPr>
+        <w:t>ὁ ἀθετῶν</w:t>
       </w:r>
     </w:p>
     <w:p>

--- a/fra/docx/52.content.docx
+++ b/fra/docx/52.content.docx
@@ -20,22 +20,6 @@
           <w:lang w:val="fr_FR" w:bidi="fr_FR"/>
         </w:rPr>
         <w:t>Resource: Notes de traduction (unfoldingWord)</w:t>
-      </w:r>
-      <w:r>
-        <w:rPr>
-          <w:lang w:val="fr_FR" w:bidi="fr_FR"/>
-        </w:rPr>
-      </w:r>
-    </w:p>
-    <w:p>
-      <w:pPr>
-        <w:pStyle w:val="Heading2"/>
-      </w:pPr>
-      <w:r>
-        <w:rPr>
-          <w:lang w:val="fr_FR" w:bidi="fr_FR"/>
-        </w:rPr>
-        <w:t>License Information</w:t>
       </w:r>
       <w:r>
         <w:rPr>
@@ -55,19 +39,13 @@
           <w:b/>
           <w:lang w:val="fr_FR" w:bidi="fr_FR"/>
         </w:rPr>
-        <w:t>Notes de traduction (unfoldingWord)</w:t>
+        <w:t>unfoldingWord® Translation Notes</w:t>
       </w:r>
       <w:r>
         <w:rPr>
           <w:lang w:val="fr_FR" w:bidi="fr_FR"/>
         </w:rPr>
-        <w:t xml:space="preserve"> (French) is based on</w:t>
-      </w:r>
-      <w:r>
-        <w:rPr>
-          <w:lang w:val="fr_FR" w:bidi="fr_FR"/>
-        </w:rPr>
-        <w:t xml:space="preserve">: </w:t>
+        <w:t xml:space="preserve"> © 2022 unfoldingWord. Released under CC BY-SA 4.0 license. </w:t>
       </w:r>
       <w:r>
         <w:rPr>
@@ -79,62 +57,19 @@
         <w:rPr>
           <w:lang w:val="fr_FR" w:bidi="fr_FR"/>
         </w:rPr>
-        <w:t xml:space="preserve">, </w:t>
-      </w:r>
-      <w:hyperlink r:id="rId13">
-        <w:r>
-          <w:rPr>
-            <w:lang w:val="fr_FR" w:bidi="fr_FR"/>
-          </w:rPr>
-          <w:rPr>
-            <w:color w:val="0000EE"/>
-            <w:u w:val="single"/>
-          </w:rPr>
-          <w:t>unfoldingWord</w:t>
-        </w:r>
-      </w:hyperlink>
-      <w:r>
-        <w:rPr>
-          <w:lang w:val="fr_FR" w:bidi="fr_FR"/>
-        </w:rPr>
-        <w:t xml:space="preserve">, 2022, which is licensed under a </w:t>
-      </w:r>
-      <w:hyperlink r:id="rId14">
-        <w:r>
-          <w:rPr>
-            <w:lang w:val="fr_FR" w:bidi="fr_FR"/>
-          </w:rPr>
-          <w:rPr>
-            <w:color w:val="0000EE"/>
-            <w:u w:val="single"/>
-          </w:rPr>
-          <w:t>CC BY-SA 4.0 license</w:t>
-        </w:r>
-      </w:hyperlink>
-      <w:r>
-        <w:rPr>
-          <w:lang w:val="fr_FR" w:bidi="fr_FR"/>
-        </w:rPr>
-        <w:t>.</w:t>
+        <w:t xml:space="preserve"> has been adapted in the following languages: Tok Pisin, Arabic (عربي), French (Français), Hindi (हिंदी), Indonesian (Bahasa Indonesia), Portuguese (Português), Russian (Русский), Spanish (Español), Swahili (Kiswahili), and Simplified Chinese (简体中文) from </w:t>
       </w:r>
       <w:r>
         <w:rPr>
           <w:lang w:val="fr_FR" w:bidi="fr_FR"/>
         </w:rPr>
-      </w:r>
-    </w:p>
-    <w:p>
-      <w:pPr/>
-      <w:r>
-        <w:rPr>
-          <w:lang w:val="fr_FR" w:bidi="fr_FR"/>
-        </w:rPr>
+        <w:t>unfoldingWord® Translation Notes</w:t>
       </w:r>
       <w:r>
         <w:rPr>
           <w:lang w:val="fr_FR" w:bidi="fr_FR"/>
         </w:rPr>
-        <w:t>This PDF version is provided under the same license.</w:t>
+        <w:t xml:space="preserve"> © 2022 unfoldingWord. Released under CC BY-SA 4.0 license by Mission Mutual</w:t>
       </w:r>
       <w:r>
         <w:rPr>

--- a/fra/docx/52.content.docx
+++ b/fra/docx/52.content.docx
@@ -141,13 +141,6 @@
         <w:rPr>
           <w:lang w:val="fr_FR" w:bidi="fr_FR"/>
         </w:rPr>
-      </w:r>
-      <w:r>
-        <w:rPr>
-          <w:i/>
-          <w:lang w:val="fr_FR" w:bidi="fr_FR"/>
-        </w:rPr>
-        <w:t>1 Thessaloniciens 4.8 (#2)</w:t>
       </w:r>
       <w:r>
         <w:rPr>

--- a/fra/docx/52.content.docx
+++ b/fra/docx/52.content.docx
@@ -146,19 +146,6 @@
         <w:rPr>
           <w:lang w:val="fr_FR" w:bidi="fr_FR"/>
         </w:rPr>
-      </w:r>
-    </w:p>
-    <w:p>
-      <w:pPr/>
-      <w:r>
-        <w:rPr>
-          <w:lang w:val="fr_FR" w:bidi="fr_FR"/>
-        </w:rPr>
-      </w:r>
-      <w:r>
-        <w:rPr>
-          <w:lang w:val="fr_FR" w:bidi="fr_FR"/>
-        </w:rPr>
         <w:t xml:space="preserve"> </w:t>
       </w:r>
       <w:r>
@@ -209,21 +196,6 @@
         <w:rPr>
           <w:lang w:val="fr_FR" w:bidi="fr_FR"/>
         </w:rPr>
-      </w:r>
-    </w:p>
-    <w:p>
-      <w:pPr/>
-      <w:r>
-        <w:rPr>
-          <w:lang w:val="fr_FR" w:bidi="fr_FR"/>
-        </w:rPr>
-      </w:r>
-      <w:r>
-        <w:rPr>
-          <w:b/>
-          <w:lang w:val="fr_FR" w:bidi="fr_FR"/>
-        </w:rPr>
-        <w:t>ὁ ἀθετῶν</w:t>
       </w:r>
     </w:p>
     <w:p>

--- a/fra/docx/52.content.docx
+++ b/fra/docx/52.content.docx
@@ -19,7 +19,7 @@
         <w:rPr>
           <w:lang w:val="fr_FR" w:bidi="fr_FR"/>
         </w:rPr>
-        <w:t>Resource: Notes de traduction (unfoldingWord)</w:t>
+        <w:t>Resource: unfoldingWord® Translation Notes</w:t>
       </w:r>
       <w:r>
         <w:rPr>
@@ -90,7 +90,7 @@
         <w:rPr>
           <w:lang w:val="fr_FR" w:bidi="fr_FR"/>
         </w:rPr>
-        <w:t>Notes de traduction (unfoldingWord)</w:t>
+        <w:t>unfoldingWord® Translation Notes</w:t>
       </w:r>
     </w:p>
     <w:p>

--- a/fra/docx/52.content.docx
+++ b/fra/docx/52.content.docx
@@ -196,6 +196,21 @@
         <w:rPr>
           <w:lang w:val="fr_FR" w:bidi="fr_FR"/>
         </w:rPr>
+      </w:r>
+    </w:p>
+    <w:p>
+      <w:pPr/>
+      <w:r>
+        <w:rPr>
+          <w:lang w:val="fr_FR" w:bidi="fr_FR"/>
+        </w:rPr>
+      </w:r>
+      <w:r>
+        <w:rPr>
+          <w:b/>
+          <w:lang w:val="fr_FR" w:bidi="fr_FR"/>
+        </w:rPr>
+        <w:t>ὁ ἀθετῶν</w:t>
       </w:r>
     </w:p>
     <w:p>
